--- a/example_articles/us_region/Midwest/3.us_region_Midwest_New_York_Times.docx
+++ b/example_articles/us_region/Midwest/3.us_region_Midwest_New_York_Times.docx
@@ -27,17 +27,17 @@
     </w:p>
     <w:p>
       <w:r>
-        <w:t>Source File: NYT/53.DOCX</w:t>
+        <w:t>Source file: NYT/53.DOCX</w:t>
       </w:r>
     </w:p>
     <w:p>
       <w:r>
-        <w:t>Raw locations result: ['Illinois']</w:t>
+        <w:t>Raw locations result, 'locations': ['Illinois']</w:t>
       </w:r>
     </w:p>
     <w:p>
       <w:r>
-        <w:t>us_region_stand_flat (Standardized): Midwest</w:t>
+        <w:t>Standardized locations result, 'us_region_stand_flat': Midwest</w:t>
       </w:r>
     </w:p>
     <w:p>

--- a/example_articles/us_region/Midwest/3.us_region_Midwest_New_York_Times.docx
+++ b/example_articles/us_region/Midwest/3.us_region_Midwest_New_York_Times.docx
@@ -7,7 +7,7 @@
         <w:pStyle w:val="Heading1"/>
       </w:pPr>
       <w:r>
-        <w:t>Lasting Visions of the Home</w:t>
+        <w:t>Students Deplore Plan to Shut Chicago Seminary</w:t>
       </w:r>
     </w:p>
     <w:p>
@@ -17,17 +17,17 @@
     </w:p>
     <w:p>
       <w:r>
-        <w:t>Date: 1990-09-13</w:t>
+        <w:t>Date: 1990-02-25</w:t>
       </w:r>
     </w:p>
     <w:p>
       <w:r>
-        <w:t>Section: Section C; Page 1, Column 1; Home Desk</w:t>
+        <w:t>Section: Section 1; Part 1, Page 22, Column 3; National Desk</w:t>
       </w:r>
     </w:p>
     <w:p>
       <w:r>
-        <w:t>Source file: NYT/53.DOCX</w:t>
+        <w:t>Source file: NYT/43.DOCX</w:t>
       </w:r>
     </w:p>
     <w:p>
@@ -49,89 +49,55 @@
     </w:p>
     <w:p>
       <w:r>
-        <w:t>POWERFUL contemporary images, arcane artifacts, down-to-earth housing solutions, touching tableaux of a bygone era and programs that could keep the most energetic New Yorker going at a fast clip for months are all part of ''Home: A Place in the World.'' This ambitious multicultural event is a collaboration of five New York City museums and the New School for Social Research.</w:t>
+        <w:t>In recent weeks, the leafy campus of Quigley South Preparatory Seminary, the largest Roman Catholic high school seminary in the country, has been more the scene of protest and rebellion than of pastoral contemplation.</w:t>
         <w:br/>
-        <w:t>''It could go on forever,'' said Dr. Arien Mack, a professor at the New School who suggested the idea for the conference on the home that will take place from Oct. 25 to 27 at the New School. ''There were no obvious limitations, only temporal ones.''</w:t>
+        <w:t>Quigley South students, all of them teen-agers considering the priesthood, have boycotted classes and held silent marches, protesting a plan by the archdiocese to close the school at the end of the school year.</w:t>
         <w:br/>
-        <w:t>Two shows open on Sunday. ''Getting Comfortable in New York: The American Jewish Home, 1880-1950,'' is at the Jewish Museum, 1109 Fifth Avenue at 92d Street. ''Home: Contemporary Urban Images by Black Photographers,'' opens at the Studio Museum in Harlem, 144 West 125th Street. ''We felt the theme of home was one of utmost importance to all the museums,'' said Joan Rosenbaum, director of the Jewish Museum. ''Because we're surrounded by issues of homelessness and living in a city with a world of new immigrants, this was an opportunity to play out the different perspectives.''</w:t>
+        <w:t>Two teachers, warming themselves with blankets, held a 48-hour hunger strike last month on the school's southwest Chicago campus, singing hymns and strumming guitars as students and parents kept vigil with them. Earlier that day 1,500 Catholics marched around the residence of Joseph Cardinal Bernardin, urging him to reconsider.</w:t>
         <w:br/>
-        <w:t>The other participating institutions are the Bronx Museum of the Arts, the Brooklyn Children's Museum and the Cooper-Hewitt Museum. ''Home: A Place in the World,'' which was financed by the National Endowment for the Humanities, the Rockefeller Foundation and the Ford Foundation, will offer exhibits, films, lectures, courses and family oriented activities through late 1992.</w:t>
-        <w:br/>
-        <w:t>The Jewish Museum's offerings, perhaps the most extensive, include three idealized room settings depicting the home of a Jewish family over 80 years. The three-dimensional vignettes and large photographs show in an affectionate yet more-serious-than-Woody Allen way how immigrant Jews lived in New York during the first half of this century. In some ways, the timely exhibit could have been entitled, ''After Ellis Island.''</w:t>
-        <w:br/>
-        <w:t>''We were able to embrace an incredible period of history that goes from working class to middle class, from urban to suburban and from immigrant and other to integrated American, and all through the lens of domesticity,'' Ms. Rosenbaum said.</w:t>
-        <w:br/>
-        <w:t>The show follows the Jewish family as it moved from a Lower East Side tenement to a cross-ventilated and sunlighted apartment in an elevator building on the Grand Concourse in the Bronx or Eastern Parkway in Brooklyn and then to that 1950's nirvana, a house with a den in the suburbs. The only thing missing is the new car parked at the curb.</w:t>
-        <w:br/>
-        <w:t>''The idea was to trace the evolution of an American Jewish domestic culture over time,'' said Jenna Weissman Joselit, a guest curator. With Susan L. Braunstein, associate curator at the Jewish Museum, she put together a sentimental yet scholarly exhibit that you don't have to be Jewish to enjoy.</w:t>
-        <w:br/>
-        <w:t>Dr. Joselit, who grew up in Lawrence, L.I., is a social historian specializing in American Jewish history. Ms. Braunstein, from the East Flatbush section of Brooklyn, has studied Near Eastern archeology and Jewish ceremonial art.</w:t>
-        <w:br/>
-        <w:t>''I usually deal with the pots and pans of ancient people,'' Ms. Braunstein said. ''This was a jump to the present.''</w:t>
-        <w:br/>
-        <w:t>Interestingly, the exhibit was installed in what were the dining and music rooms of Felix and Frieda Schiff Warburg's mansion, built in 1907.</w:t>
-        <w:br/>
-        <w:t>Through ordinary household objects tied to the Jewish holidays, the exhibit reflects changes in health education, the family, the role of women, etiquette and assimilation. ''The idea was to be nostalgic but also rueful and a lot of fun,'' Dr. Joselit said.</w:t>
-        <w:br/>
-        <w:t>Yiddish sheet music and well-leafed kosher recipe books, given out by food companies, confirm the influence Jewish homemakers made on the American marketplace.</w:t>
-        <w:br/>
-        <w:t>''We tend to think of the immigrants as being hermetically sealed off from contact with the larger American culture, but that was not so,'' Dr. Joselit said. She has the goods to prove her point: print and subway advertisements for Streit's products for Passover; a radio that plays the Barry sisters' swing rendition of ''Dayenu,'' a Passover song, and menorahs from the 1950's that reflect the birth of the state of Israel.</w:t>
-        <w:br/>
-        <w:t>A few visitors might even recognize some of the arcane implements, like an eggbeater used for the sauce of a Passover nut cake and matzoh ball-shaped molds for making chocolate candy.</w:t>
-        <w:br/>
-        <w:t>As the new American Jewish traditions were being formed, inexpensive items became what Dr. Joselit called ''ceremonialized or improvised Judaica.''</w:t>
-        <w:br/>
-        <w:t>''Rather than stellar objects, these things are the physical embodiment of stories and memories,'' she said.</w:t>
-        <w:br/>
-        <w:t>In the rooms, slapped-on paint gives way to wallpaper and then to fake wood paneling. Family portraits slowly give way to still-life paintings or museum reproductions. ''We saw the home not only as a place of safety and shelter but as the site of an enormous creative process,'' Ms. Rosenbaum said.</w:t>
-        <w:br/>
-        <w:t>What makes it all work is the straightforward and charming way the objects are put into context. There is a fire escape to suggest a Lower East Side building, a 1912 trunk from the Ellis Island Museum, dishes from the Eldridge Street Synagogue, the original icebox from Gussie Kleinstein's Forsyth Street apartment and yahrzeit glasses with memorial candles inside. ''When the wax ran out, they used them for drinking juice or storing silverware,'' Dr. Joselit said.</w:t>
-        <w:br/>
-        <w:t>The exhibit was designed by Lee H. Skolnick Architecture and Design. ''Our job was not only to document but to convey a sense of having been there,'' said Mr. Skolnick, who worked with Fred Ellman, his project director, and Jo Ann Secor, his museum services director.</w:t>
-        <w:br/>
-        <w:t>The team tried to depict ''the emotional side of domesticity,'' Ms. Secor said.</w:t>
-        <w:br/>
-        <w:t>By the late 40's, photographs were superseded by the more status-conscious home movies. ''Every year at our Hanukkah parties, we wore costumes and my father took home movies,'' recalled Mr. Skolnick, who said he did the rec room from memory.</w:t>
-        <w:br/>
-        <w:t>The architect also borrowed Hanukkah movies from his father. ''I was about 4 years old then, '' said the architect, now 36. ''For someone who grew up in last part of the show, it feels like a family autobiography.''</w:t>
-        <w:br/>
-        <w:t>The exhibit of more than 90 photographs at the Studio Museum in Harlem also conveys a sense of having been there. It is a powerful look at how 11 black photographers in six cities perceive their own communities.</w:t>
-        <w:br/>
-        <w:t>''This has been an opportunity to explore photography, and particularly socially engaged photography, to do it in a larger context and to reach a shared as as well as a new audience,'' said Kinshasha Holman Conwill, the director of the museum. ''The show also allows us to see how the community plays a real important part in the life of a people.''</w:t>
-        <w:br/>
-        <w:t>Dr. Sharon F. Patton, the chief curator of the Studio Museum, said that the idea is to show ''how different or similar these communities were and to bring a more personal interpretation of the urban environment.''</w:t>
-        <w:br/>
-        <w:t>All the artists live or have lived in the communities they photographed. ''Most of the photographs are street scenes, of architecture and neighborhoods,'' Dr. Patton said. ''Some are domestic, showing the family and inside the house. Some are personal. Some are wry commentary on public policy. This is not the outsider looking in but the insider looking at his own environment.''</w:t>
-        <w:br/>
-        <w:t>Panel discussions will center on the development of African-Americans as they moved from the rural to the urban environment.</w:t>
-        <w:br/>
-        <w:t>The Bronx Museum of the Arts' contribution is a pragmatic show, ''Visions of Home: Designs for Affordable Housing in the South Bronx,'' an exhibit of 50 models and renderings for an architectural competition. The show, which opens Sept. 27, includes the 10 winning proposals. A series of tours, lectures and workshops are planned to address the issue of housing in the borough. The museum is at 1040 Grand Concourse at 165th Street.</w:t>
-        <w:br/>
-        <w:t>Beginning on Oct. 4, the Cooper-Hewitt Museum, 2 East 91st Street, will present lectures on the design of the American home.</w:t>
-        <w:br/>
-        <w:t>''We're interested in how that concept has vacillated between two poles,'' said Susan Yalevich, the museum's program coordinator. ''The art of refinement, or decorating trends, and the task of reform: planning and architecture.''</w:t>
-        <w:br/>
-        <w:t>The series will conclude with lectures on designing for the elderly and the handicapped and sheltering the homeless. ''We'll be looking at home as it reflects the changing family structure, changing demographics and the roles of women,'' Ms. Yalevich said.</w:t>
-        <w:br/>
-        <w:t>The longest running show will be ''Night Journeys: Home Is Where I Sleep'' at the Brooklyn Children's Museum, 145 Brooklyn Avenue at St. Marks Avenue. The exhibit, centered around bedtime rituals, will be on view from Oct. 25 through October 1992.</w:t>
-        <w:br/>
-        <w:t>''The show is about the psychological and personal aspects of home that deal with issues of security and comfort,'' said Mindy Duitz, director of the museum. ''The focus is on children's sleep and bedtime.''</w:t>
-        <w:br/>
-        <w:t>Artifacts representing the sleep environments of people in different countries include soft pillows, rigid headrests and space-saving futons; lullabies, security blankets and scientific facts about sleep will be presented. Parents will also get some down-to-earth advice on putting children to bed. That should be the least of one's problems.</w:t>
+        <w:t>The archdiocese, facing a $16 million deficit, is planning to close 37 schools and parishes. The two seminary high schools, Quigley South and Quigley North, would be merged.</w:t>
         <w:br/>
         <w:t xml:space="preserve"> </w:t>
         <w:br/>
-        <w:t>A Conference And Exhibits</w:t>
+        <w:t>Theology and Public Service</w:t>
         <w:br/>
-        <w:t>FOR information about the free public conference ''Home: A Place in the World,'' Oct. 25-27 at the New School, 66 West 12th Street in Manhattan, call (212) 741-5789.</w:t>
+        <w:t>Both are among a dying breed of parochial schools that emphasize theology and priestly public service. In the last school year there were only 17 such high school seminaries in the nation; two decades ago there were more than 120.</w:t>
         <w:br/>
-        <w:t>A lecture series, ''Domestic Refinement and Reform: Notions of Class and Social Value in the American Home,'' will be held Oct. 4-Dec. 13 at Cooper-Hewitt Museum, 2 East 91st Street; (212) 860-6868. Fee: $50 members, $80 nonmembers, $20 students. These events are also planned: ''Visions of Home: Designs for Affordable Housing in the South Bronx,'' Sept. 27-Jan. 27 at the Bronx Museum of the Arts, 1040 Grand Concourse at 165th Street; (212) 681-6000. Fee: $2 for adults, $1 students and those 65 and older.</w:t>
+        <w:t>The announcement comes at a time when the church needs priests. Critics say the decision to close Quigley South, the country's largest and most racially diverse high school seminary, suggests a lack of commitment to recruit black priests.</w:t>
         <w:br/>
-        <w:t>''Night Journeys: Home Is Where I Sleep,'' Oct. 25 through October 1992 at the Brooklyn Children's Museum, 145 Brooklyn Avenue at St. Marks Avenue; (718) 735-4400. Admission is $2.</w:t>
+        <w:t>''You can't feel good about the church when it's acting like this,'' said the Rev. Michael Pfleger, pastor of St. Sabina Church on the South Side, who is an an alumnus of Quigley South. ''It's an emotional rape. It's basically saying to the black community, 'We don't care about black priests.' ''</w:t>
         <w:br/>
-        <w:t>''Getting Comfortable in New York: The American Jewish Home, 1880-1950,'' Sept. 16-Nov.15 at the Jewish Museum, 1109 Fifth Avenue at 92d Street; (212) 860-1888. Fee: $4.50 for adults, $2.50 for students, children 6 to 16 and people 65 and older.</w:t>
+        <w:t>''I was open to the priesthood before,'' said Ricky Harris, a senior at Quigley South who is president of its black student union, United Black Seminarians. ''But I don't know where I stand now. It seems as if the Cardinal doesn't want us here.''</w:t>
         <w:br/>
-        <w:t>''The Urban Home: Images by Contemporary Black Photographers,'' Sept. 17-Dec. 30, the Studio Museum in Harlem, 144 West 125th Street; (212) 864-4500. Fee: $2 for adults, $1 for students, children and those 62.</w:t>
+        <w:t xml:space="preserve"> </w:t>
+        <w:br/>
+        <w:t>New Seminary Moving In</w:t>
+        <w:br/>
+        <w:t>The new, combined seminary, to be known as Archbishop Quigley Preparatory Seminary, is intended to be centrally located, the archdiocese said. Until a permanent site can be found, however, it will be housed at Quigley North, in the city's affluent lakefront section.</w:t>
+        <w:br/>
+        <w:t>Opponents say closing Quigley South will shut off the biggest conduit for black and Hispanic youths interested in the priesthood. The school, on South Western Avenue, is at the crossroads of predominantly black, white and Hispanic neighborhoods. More than two-thirds of its 604 students are black or Hispanic. Quigley North has 190 students, 34 percent of them Hispanic, 3 percent of them black.</w:t>
+        <w:br/>
+        <w:t>The Cardinal has said his decision is firm. But that has not stopped people in the working-class neighborhoods surrounding the seminary from putting signs in their windows and on their windshields declaring, ''Save Quigley South.'' For the last few weeks, parents, alumni, teachers and students at the school have been staging protests reminiscent of the struggle for civil rights.</w:t>
+        <w:br/>
+        <w:t>Late last month hundreds of students, teachers and alumni staged a sit-in at the chancery. Forums and emergency meetings have been held frequently since then.</w:t>
+        <w:br/>
+        <w:t>The thought of losing Quigley South has torn at the lives of people like Jack Carlson, an English teacher and assistant dean of academics there. He graduated from the school in 1967 and now has two teen-age sons who are students there.</w:t>
+        <w:br/>
+        <w:t xml:space="preserve"> </w:t>
+        <w:br/>
+        <w:t>'Who Do You Turn To?'</w:t>
+        <w:br/>
+        <w:t>''It's mind-boggling that the institution I've devoted my life to could turn around and do this to me, my children, my friends,'' Mr. Carlson said. ''When your job is so intimately bound up with religion, who do you turn to?''</w:t>
+        <w:br/>
+        <w:t>Cardinal Bernardin and other diocesan officials have visited the school to try to calm faculty members and students, emphasizing the need for fiscal retrenchment and a more efficient way to bring in more priests.</w:t>
+        <w:br/>
+        <w:t>Diocesan officials say that the schools produce only a fraction of the new priests in the archdiocese and that only one seminary is needed. Of the 56 new priests ordained in the last five years, only 16 were from the two Quigleys, the archdiocese said.</w:t>
+        <w:br/>
+        <w:t>''In view of the financial realities, the archdiocese can only afford to have one,'' said Sister Joy Clough, spokeswoman for the archdiocese. ''So we want to make sure it's as convenient as possible for as many as possible.''</w:t>
+        <w:br/>
+        <w:t>The archdiocese is considering transportation assistance for some students, although the Rev. Kevin Spiess, who oversees the diocesan seminaries here, said, ''We're not sure what that will mean.''</w:t>
+        <w:br/>
+        <w:t>The archdiocese finances and operates only 12 of the city's 52 Catholic high schools. Religious orders operate the rest, and the archdiocese says it hopes a Catholic order will take over the Quigley South complex and use it for a high school.</w:t>
         <w:br/>
         <w:br/>
         <w:t>Graphic</w:t>
@@ -139,7 +105,7 @@
         <w:br/>
         <w:t xml:space="preserve"> </w:t>
         <w:br/>
-        <w:t>Photos: Three Generations: A 1924 studio photograph of the Schnaper family around a Passover seder table is on view at the Jewish Museum. (Samuel and Rebecca Schnaper Family Collection; icons by Nancy Doniger); Family Portraits: A photograph from John Pinderhughes's series ''Older Black Americans'' is at the Studio Museum in Harlem. (pg. C1); The icebox from Gussie Kleinstein's Lower East Side apartment is part of the tenement setting.; At the Jewish Museum, Passover seder table frames the curators, Dr. Jenna Weissman Joselit, left, and Susan L. Braunstein. Israeli soldier menorah, far right, and Exodus chocolate box, right.; In exhibit at the Studio Museum in Harlem is Brent Jones's 1970 photograph ''Latchkey Child at Door.''; Photographs by Marilyn Nance in exhibit include ''Al and</w:t>
+        <w:t>Photo: Students last month protesting a plan to close Quigley South Preparatory Seminary, the largest Roman Catholic high school seminary in the country. The Archdiocese of Chicago, facing a $16 million deficit, plans to merge the Quigley South and Quigley North seminaries. (Associated Press)</w:t>
       </w:r>
     </w:p>
     <w:sectPr>

--- a/example_articles/us_region/Midwest/3.us_region_Midwest_New_York_Times.docx
+++ b/example_articles/us_region/Midwest/3.us_region_Midwest_New_York_Times.docx
@@ -7,7 +7,7 @@
         <w:pStyle w:val="Heading1"/>
       </w:pPr>
       <w:r>
-        <w:t>Students Deplore Plan to Shut Chicago Seminary</w:t>
+        <w:t>Trump's Alarming Success</w:t>
       </w:r>
     </w:p>
     <w:p>
@@ -17,22 +17,22 @@
     </w:p>
     <w:p>
       <w:r>
-        <w:t>Date: 1990-02-25</w:t>
+        <w:t>Date: 2016-11-09</w:t>
       </w:r>
     </w:p>
     <w:p>
       <w:r>
-        <w:t>Section: Section 1; Part 1, Page 22, Column 3; National Desk</w:t>
+        <w:t>Section: Section A; Column 0; Editorial Desk; Pg. 27; OP-ED COLUMNIST</w:t>
       </w:r>
     </w:p>
     <w:p>
       <w:r>
-        <w:t>Source file: NYT/43.DOCX</w:t>
+        <w:t>Source file: NYT/25.DOCX</w:t>
       </w:r>
     </w:p>
     <w:p>
       <w:r>
-        <w:t>Raw locations result, 'locations': ['Illinois']</w:t>
+        <w:t>Raw locations result, 'locations': ['Ohio', 'Michigan', 'Wisconsin', 'Pennsylvania']</w:t>
       </w:r>
     </w:p>
     <w:p>
@@ -49,63 +49,60 @@
     </w:p>
     <w:p>
       <w:r>
-        <w:t>In recent weeks, the leafy campus of Quigley South Preparatory Seminary, the largest Roman Catholic high school seminary in the country, has been more the scene of protest and rebellion than of pastoral contemplation.</w:t>
+        <w:t>Just days ago I was in Ohio. I was talking to Republicans, and this was the refrain I kept hearing: Donald Trump is throwing this election away. He has no real campaign here. No get-out-the-vote operation. No ground game. Nothing that signifies or befits a truly serious presidential candidate.</w:t>
         <w:br/>
-        <w:t>Quigley South students, all of them teen-agers considering the priesthood, have boycotted classes and held silent marches, protesting a plan by the archdiocese to close the school at the end of the school year.</w:t>
+        <w:t xml:space="preserve">These Republicans thought that he'd win the state -- barely. But they didn't think that he could snatch victories in some of the other places that he did on Tuesday, or draw so close to Hillary Clinton elsewhere, or compete so tightly in the election over all. It was done, over, finished. </w:t>
         <w:br/>
-        <w:t>Two teachers, warming themselves with blankets, held a 48-hour hunger strike last month on the school's southwest Chicago campus, singing hymns and strumming guitars as students and parents kept vigil with them. Earlier that day 1,500 Catholics marched around the residence of Joseph Cardinal Bernardin, urging him to reconsider.</w:t>
+        <w:t xml:space="preserve">  She had the best experts that money could buy, the most sophisticated data operation that the smartest wonks could put together, and the dutiful troops who went door to door, handing out ''Stronger Together'' literature and pleading her case.</w:t>
         <w:br/>
-        <w:t>The archdiocese, facing a $16 million deficit, is planning to close 37 schools and parishes. The two seminary high schools, Quigley South and Quigley North, would be merged.</w:t>
+        <w:t xml:space="preserve">  He had his hair and his ego.</w:t>
         <w:br/>
-        <w:t xml:space="preserve"> </w:t>
+        <w:t xml:space="preserve">  And yet Donald Trump was just elected the 45th president of the United States, soon to take a seat at the most important desk in the most august office in the most consequential residence of the world. Yes, Donald Trump. That gale-force sigh of relief you heard was Chris Christie's. That demonic cackle of glee was Rudy Giuliani's.</w:t>
         <w:br/>
-        <w:t>Theology and Public Service</w:t>
+        <w:t xml:space="preserve">  That shriek of horror was mine.</w:t>
         <w:br/>
-        <w:t>Both are among a dying breed of parochial schools that emphasize theology and priestly public service. In the last school year there were only 17 such high school seminaries in the nation; two decades ago there were more than 120.</w:t>
+        <w:t xml:space="preserve">  Trump defied the predictions of pundits and pollsters, more than a few of whom foresaw an Electoral College landslide for Hillary Clinton. That's what their numbers told them.</w:t>
         <w:br/>
-        <w:t>The announcement comes at a time when the church needs priests. Critics say the decision to close Quigley South, the country's largest and most racially diverse high school seminary, suggests a lack of commitment to recruit black priests.</w:t>
+        <w:t xml:space="preserve">  But that's not what America had to say.</w:t>
         <w:br/>
-        <w:t>''You can't feel good about the church when it's acting like this,'' said the Rev. Michael Pfleger, pastor of St. Sabina Church on the South Side, who is an an alumnus of Quigley South. ''It's an emotional rape. It's basically saying to the black community, 'We don't care about black priests.' ''</w:t>
+        <w:t xml:space="preserve">  On Election Day, Trump did what he had throughout his surreal campaign: exploded the traditional assumptions, upended the usual expectations and forced us to look afresh at the accepted truisms and hoary clichés of our political life. There are important lessons to learn and crucial questions to ask.</w:t>
         <w:br/>
-        <w:t>''I was open to the priesthood before,'' said Ricky Harris, a senior at Quigley South who is president of its black student union, United Black Seminarians. ''But I don't know where I stand now. It seems as if the Cardinal doesn't want us here.''</w:t>
+        <w:t xml:space="preserve">  Democrats are in the same position that Republicans were when Trump romped to their party's nomination, which they were convinced for so long he could never get. They need to look seriously at the way they do business and how they arrived at this surprising, humbling destination.</w:t>
         <w:br/>
-        <w:t xml:space="preserve"> </w:t>
+        <w:t xml:space="preserve">  Are the unglamorous, tedious approaches to rounding up votes as powerful as the booming voice of a celebrity with hours of free television time and millions of rapt Twitter followers? Does the imprimatur of the establishment and a towering stack of endorsements and a bulging retinue of pop stars and Hollywood actors make any difference when there's a fury out there that you haven't fully and earnestly tried to understand? Does accurate polling lag behind the nature of contemporary American life?</w:t>
         <w:br/>
-        <w:t>New Seminary Moving In</w:t>
+        <w:t xml:space="preserve">  And is a party being remotely realistic -- or entirely reckless -- to try to sell a candidate who personifies the status quo to an electorate that's clearly hungry for some kind of shock to the system?</w:t>
         <w:br/>
-        <w:t>The new, combined seminary, to be known as Archbishop Quigley Preparatory Seminary, is intended to be centrally located, the archdiocese said. Until a permanent site can be found, however, it will be housed at Quigley North, in the city's affluent lakefront section.</w:t>
+        <w:t xml:space="preserve">  There was an arrogance and foolishness to lining up behind Hillary Clinton as soon as so many Democratic leaders did, and to putting all their chips on her.</w:t>
         <w:br/>
-        <w:t>Opponents say closing Quigley South will shut off the biggest conduit for black and Hispanic youths interested in the priesthood. The school, on South Western Avenue, is at the crossroads of predominantly black, white and Hispanic neighborhoods. More than two-thirds of its 604 students are black or Hispanic. Quigley North has 190 students, 34 percent of them Hispanic, 3 percent of them black.</w:t>
+        <w:t xml:space="preserve">  She fit the circumstances of 2016 awkwardly, in the same way that Jeb Bush did.</w:t>
         <w:br/>
-        <w:t>The Cardinal has said his decision is firm. But that has not stopped people in the working-class neighborhoods surrounding the seminary from putting signs in their windows and on their windshields declaring, ''Save Quigley South.'' For the last few weeks, parents, alumni, teachers and students at the school have been staging protests reminiscent of the struggle for civil rights.</w:t>
+        <w:t xml:space="preserve">  She was a profoundly flawed candidate unable to make an easy connection with voters. She was forever surrounded by messes: some of her own making, some blown out of proportion by the news media, all of them exhausting to voters who had lived through a quarter century of political melodrama with her.</w:t>
         <w:br/>
-        <w:t>Late last month hundreds of students, teachers and alumni staged a sit-in at the chancery. Forums and emergency meetings have been held frequently since then.</w:t>
+        <w:t xml:space="preserve">  She never found a pithy, pointed message. One Ohio resident noted to me that while Clinton's campaign workers showed up at his doorstep several times a week, they dropped off pamphlets dense with the rationale for her candidacy, the policies she'd espouse, the promises she was making.</w:t>
         <w:br/>
-        <w:t>The thought of losing Quigley South has torn at the lives of people like Jack Carlson, an English teacher and assistant dean of academics there. He graduated from the school in 1967 and now has two teen-age sons who are students there.</w:t>
+        <w:t xml:space="preserve">  To read it was a commitment, and you couldn't reduce to one sentence, or even two, what the meaning of her candidacy was.</w:t>
         <w:br/>
-        <w:t xml:space="preserve"> </w:t>
+        <w:t xml:space="preserve">  It's insane that a pledge to ''make America great again'' works better, because the vow is so starry-eyed and pat. But it's concise. Digestible. It takes emotion into account. Democrats in general and Clinton in particular aren't always good at that.</w:t>
         <w:br/>
-        <w:t>'Who Do You Turn To?'</w:t>
+        <w:t xml:space="preserve">  The party had a night so miserable that its leaders cannot chalk it up to the Russians or to James Comey, though there will be plenty of talk about that, much of it warranted. They had a gorgeous chance to retake their Senate majority, and not only did they fail to do so, but Democratic candidates who were thought to be in tight races lost by significant margins.</w:t>
         <w:br/>
-        <w:t>''It's mind-boggling that the institution I've devoted my life to could turn around and do this to me, my children, my friends,'' Mr. Carlson said. ''When your job is so intimately bound up with religion, who do you turn to?''</w:t>
+        <w:t xml:space="preserve">  Clinton struggled more than had been predicted in the so-called Rust Belt -- states like Ohio, Michigan, Wisconsin and Pennsylvania -- in yet another illustration of how disaffected working-class white men had become and how estranged from a new economy and a new age they felt.</w:t>
         <w:br/>
-        <w:t>Cardinal Bernardin and other diocesan officials have visited the school to try to calm faculty members and students, emphasizing the need for fiscal retrenchment and a more efficient way to bring in more priests.</w:t>
+        <w:t xml:space="preserve">  Their anger was the story of the primaries, the fuel not just for Trump's campaign but for Bernie Sanders's as well. And it manifested itself in the general election. Both parties are going to have to reckon with it.</w:t>
         <w:br/>
-        <w:t>Diocesan officials say that the schools produce only a fraction of the new priests in the archdiocese and that only one seminary is needed. Of the 56 new priests ordained in the last five years, only 16 were from the two Quigleys, the archdiocese said.</w:t>
+        <w:t xml:space="preserve">  And they should. If this were all that Trump had shown us, we'd owe him our thanks.</w:t>
         <w:br/>
-        <w:t>''In view of the financial realities, the archdiocese can only afford to have one,'' said Sister Joy Clough, spokeswoman for the archdiocese. ''So we want to make sure it's as convenient as possible for as many as possible.''</w:t>
+        <w:t xml:space="preserve">  But there are darker implications here, too. After all the lies he told, all the fantasy he indulged in, all the hate he spewed and all the divisions he sharpened, he was rewarded with the highest office in the land. What does that portend for the politics of the next few years, for the kinds of congressional candidates we'll see in 2018, for the presidential race of 2020?</w:t>
         <w:br/>
-        <w:t>The archdiocese is considering transportation assistance for some students, although the Rev. Kevin Spiess, who oversees the diocesan seminaries here, said, ''We're not sure what that will mean.''</w:t>
+        <w:t xml:space="preserve">  I can't bear to think about the conflagrations to come.</w:t>
         <w:br/>
-        <w:t>The archdiocese finances and operates only 12 of the city's 52 Catholic high schools. Religious orders operate the rest, and the archdiocese says it hopes a Catholic order will take over the Quigley South complex and use it for a high school.</w:t>
+        <w:t xml:space="preserve">  I invite you to follow me on Twitter (@FrankBruni) and join me on Facebook.</w:t>
+        <w:br/>
+        <w:t xml:space="preserve">  Follow The New York Times Opinion section on Facebook and Twitter (@NYTopinion), and sign up for the Opinion Today newsletter. </w:t>
         <w:br/>
         <w:br/>
-        <w:t>Graphic</w:t>
-        <w:br/>
-        <w:br/>
-        <w:t xml:space="preserve"> </w:t>
-        <w:br/>
-        <w:t>Photo: Students last month protesting a plan to close Quigley South Preparatory Seminary, the largest Roman Catholic high school seminary in the country. The Archdiocese of Chicago, facing a $16 million deficit, plans to merge the Quigley South and Quigley North seminaries. (Associated Press)</w:t>
+        <w:t>http://www.nytimes.com/2016/11/09/opinion/donald-trumps-shocking-success.html</w:t>
       </w:r>
     </w:p>
     <w:sectPr>
